--- a/docs/contracts/온라인_마케팅_계약서_안전보장형_v6.docx
+++ b/docs/contracts/온라인_마케팅_계약서_안전보장형_v6.docx
@@ -32,7 +32,20 @@
         <w:rPr>
           <w:sz w:val="20"/>
         </w:rPr>
-        <w:t>"갑"과 "을"은 [ 2026-03-27 ] 아래와 같이 온라인 마케팅 계약을 체결한다.</w:t>
+        <w:t xml:space="preserve">"갑"과 "을"은 </w:t>
+      </w:r>
+      <w:r>
+        <w:rPr>
+          <w:sz w:val="20"/>
+          <w:highlight w:val="yellow"/>
+        </w:rPr>
+        <w:t>[ 2026-03-27 ]</w:t>
+      </w:r>
+      <w:r>
+        <w:rPr>
+          <w:sz w:val="20"/>
+        </w:rPr>
+        <w:t xml:space="preserve"> 아래와 같이 온라인 마케팅 계약을 체결한다.</w:t>
       </w:r>
     </w:p>
     <w:p>
@@ -224,7 +237,7 @@
               <w:rPr>
                 <w:sz w:val="18"/>
               </w:rPr>
-              <w:t>[ 000-00-00000 ]</w:t>
+              <w:t>739-40-01011</w:t>
             </w:r>
           </w:p>
         </w:tc>
@@ -304,7 +317,7 @@
               <w:rPr>
                 <w:sz w:val="18"/>
               </w:rPr>
-              <w:t>[ 010-2420-8657 ]</w:t>
+              <w:t>010-2420-8657</w:t>
             </w:r>
           </w:p>
         </w:tc>
@@ -344,7 +357,7 @@
               <w:rPr>
                 <w:sz w:val="18"/>
               </w:rPr>
-              <w:t>[ cocoz0707@gmail.com ]</w:t>
+              <w:t>cocoz0707@gmail.com</w:t>
             </w:r>
           </w:p>
         </w:tc>
@@ -384,6 +397,7 @@
             <w:r>
               <w:rPr>
                 <w:sz w:val="18"/>
+                <w:highlight w:val="yellow"/>
               </w:rPr>
               <w:t>[ 마드모아젤헤어 ]</w:t>
             </w:r>
@@ -424,6 +438,7 @@
             <w:r>
               <w:rPr>
                 <w:sz w:val="18"/>
+                <w:highlight w:val="yellow"/>
               </w:rPr>
               <w:t>[ 홍길동 ]</w:t>
             </w:r>
@@ -464,6 +479,7 @@
             <w:r>
               <w:rPr>
                 <w:sz w:val="18"/>
+                <w:highlight w:val="yellow"/>
               </w:rPr>
               <w:t>[ 000-00-00000 ]</w:t>
             </w:r>
@@ -504,6 +520,7 @@
             <w:r>
               <w:rPr>
                 <w:sz w:val="18"/>
+                <w:highlight w:val="yellow"/>
               </w:rPr>
               <w:t>[ 세종특별자치시 OO로 OO, O층 ]</w:t>
             </w:r>
@@ -544,6 +561,7 @@
             <w:r>
               <w:rPr>
                 <w:sz w:val="18"/>
+                <w:highlight w:val="yellow"/>
               </w:rPr>
               <w:t>[ 010-0000-0000 ]</w:t>
             </w:r>
@@ -584,6 +602,7 @@
             <w:r>
               <w:rPr>
                 <w:sz w:val="18"/>
+                <w:highlight w:val="yellow"/>
               </w:rPr>
               <w:t>[ sample@email.com ]</w:t>
             </w:r>
@@ -769,8 +788,9 @@
             <w:r>
               <w:rPr>
                 <w:sz w:val="18"/>
+                <w:highlight w:val="yellow"/>
               </w:rPr>
-              <w:t>1</w:t>
+              <w:t>[ 1 ]</w:t>
             </w:r>
           </w:p>
         </w:tc>
@@ -782,6 +802,7 @@
             <w:r>
               <w:rPr>
                 <w:sz w:val="18"/>
+                <w:highlight w:val="yellow"/>
               </w:rPr>
               <w:t>[ 마드모아젤헤어 마크원애비뉴점 ]</w:t>
             </w:r>
@@ -795,6 +816,7 @@
             <w:r>
               <w:rPr>
                 <w:sz w:val="18"/>
+                <w:highlight w:val="yellow"/>
               </w:rPr>
               <w:t>[ 세종 나성동 미용실 ]</w:t>
             </w:r>
@@ -808,6 +830,7 @@
             <w:r>
               <w:rPr>
                 <w:sz w:val="18"/>
+                <w:highlight w:val="yellow"/>
               </w:rPr>
               <w:t>[ 13위 ]</w:t>
             </w:r>
@@ -823,8 +846,9 @@
             <w:r>
               <w:rPr>
                 <w:sz w:val="18"/>
+                <w:highlight w:val="yellow"/>
               </w:rPr>
-              <w:t>2</w:t>
+              <w:t>[ 2 ]</w:t>
             </w:r>
           </w:p>
         </w:tc>
@@ -836,6 +860,7 @@
             <w:r>
               <w:rPr>
                 <w:sz w:val="18"/>
+                <w:highlight w:val="yellow"/>
               </w:rPr>
               <w:t>[ 마드모아젤헤어 나성1호점 ]</w:t>
             </w:r>
@@ -849,6 +874,7 @@
             <w:r>
               <w:rPr>
                 <w:sz w:val="18"/>
+                <w:highlight w:val="yellow"/>
               </w:rPr>
               <w:t>[ 나성동미용실 ]</w:t>
             </w:r>
@@ -862,6 +888,7 @@
             <w:r>
               <w:rPr>
                 <w:sz w:val="18"/>
+                <w:highlight w:val="yellow"/>
               </w:rPr>
               <w:t>[ 15위 ]</w:t>
             </w:r>
@@ -877,8 +904,9 @@
             <w:r>
               <w:rPr>
                 <w:sz w:val="18"/>
+                <w:highlight w:val="yellow"/>
               </w:rPr>
-              <w:t>3</w:t>
+              <w:t>[ 3 ]</w:t>
             </w:r>
           </w:p>
         </w:tc>
@@ -890,6 +918,7 @@
             <w:r>
               <w:rPr>
                 <w:sz w:val="18"/>
+                <w:highlight w:val="yellow"/>
               </w:rPr>
               <w:t>[ 마드모아젤헤어 나성2호점 ]</w:t>
             </w:r>
@@ -903,6 +932,7 @@
             <w:r>
               <w:rPr>
                 <w:sz w:val="18"/>
+                <w:highlight w:val="yellow"/>
               </w:rPr>
               <w:t>[ 세종미용실 ]</w:t>
             </w:r>
@@ -916,6 +946,7 @@
             <w:r>
               <w:rPr>
                 <w:sz w:val="18"/>
+                <w:highlight w:val="yellow"/>
               </w:rPr>
               <w:t>[ 20위 ]</w:t>
             </w:r>
@@ -931,8 +962,9 @@
             <w:r>
               <w:rPr>
                 <w:sz w:val="18"/>
+                <w:highlight w:val="yellow"/>
               </w:rPr>
-              <w:t>4</w:t>
+              <w:t>[ 4 ]</w:t>
             </w:r>
           </w:p>
         </w:tc>
@@ -944,6 +976,7 @@
             <w:r>
               <w:rPr>
                 <w:sz w:val="18"/>
+                <w:highlight w:val="yellow"/>
               </w:rPr>
               <w:t>[ 마드모아젤헤어 반곡점 ]</w:t>
             </w:r>
@@ -957,6 +990,7 @@
             <w:r>
               <w:rPr>
                 <w:sz w:val="18"/>
+                <w:highlight w:val="yellow"/>
               </w:rPr>
               <w:t>[ 반곡동미용실 ]</w:t>
             </w:r>
@@ -970,6 +1004,7 @@
             <w:r>
               <w:rPr>
                 <w:sz w:val="18"/>
+                <w:highlight w:val="yellow"/>
               </w:rPr>
               <w:t>[ 21위 ]</w:t>
             </w:r>
@@ -1007,7 +1042,46 @@
         <w:rPr>
           <w:sz w:val="20"/>
         </w:rPr>
-        <w:t>① 본 계약의 기간은 [ 2026-04-01 ] 부터 [ 2026-04-30 ] 까지 [ 1 ]개월로 한다.</w:t>
+        <w:t xml:space="preserve">① 본 계약의 기간은 </w:t>
+      </w:r>
+      <w:r>
+        <w:rPr>
+          <w:sz w:val="20"/>
+          <w:highlight w:val="yellow"/>
+        </w:rPr>
+        <w:t>[ 2026-04-01 ]</w:t>
+      </w:r>
+      <w:r>
+        <w:rPr>
+          <w:sz w:val="20"/>
+        </w:rPr>
+        <w:t xml:space="preserve"> 부터 </w:t>
+      </w:r>
+      <w:r>
+        <w:rPr>
+          <w:sz w:val="20"/>
+          <w:highlight w:val="yellow"/>
+        </w:rPr>
+        <w:t>[ 2026-04-30 ]</w:t>
+      </w:r>
+      <w:r>
+        <w:rPr>
+          <w:sz w:val="20"/>
+        </w:rPr>
+        <w:t xml:space="preserve"> 까지 </w:t>
+      </w:r>
+      <w:r>
+        <w:rPr>
+          <w:sz w:val="20"/>
+          <w:highlight w:val="yellow"/>
+        </w:rPr>
+        <w:t>[ 1 ]개월</w:t>
+      </w:r>
+      <w:r>
+        <w:rPr>
+          <w:sz w:val="20"/>
+        </w:rPr>
+        <w:t>로 한다.</w:t>
       </w:r>
     </w:p>
     <w:p>
@@ -1121,6 +1195,7 @@
             <w:r>
               <w:rPr>
                 <w:sz w:val="18"/>
+                <w:highlight w:val="yellow"/>
               </w:rPr>
               <w:t>[ 900,000 ]원</w:t>
             </w:r>
@@ -1134,6 +1209,7 @@
             <w:r>
               <w:rPr>
                 <w:sz w:val="18"/>
+                <w:highlight w:val="yellow"/>
               </w:rPr>
               <w:t>[ 3,600,000 ]원</w:t>
             </w:r>
@@ -1398,6 +1474,7 @@
             <w:r>
               <w:rPr>
                 <w:sz w:val="18"/>
+                <w:highlight w:val="yellow"/>
               </w:rPr>
               <w:t>[ 1,000,000 ]원</w:t>
             </w:r>
@@ -1426,6 +1503,7 @@
             <w:r>
               <w:rPr>
                 <w:sz w:val="18"/>
+                <w:highlight w:val="yellow"/>
               </w:rPr>
               <w:t>[ 1,100,000 ]원</w:t>
             </w:r>
@@ -1454,6 +1532,7 @@
             <w:r>
               <w:rPr>
                 <w:sz w:val="18"/>
+                <w:highlight w:val="yellow"/>
               </w:rPr>
               <w:t>[ 1,200,000 ]원</w:t>
             </w:r>
@@ -2071,9 +2150,18 @@
     <w:p>
       <w:r>
         <w:rPr>
+          <w:b/>
           <w:sz w:val="20"/>
         </w:rPr>
-        <w:t>계약 체결일: [ 2026년 03월 27일 ]</w:t>
+        <w:t xml:space="preserve">계약 체결일: </w:t>
+      </w:r>
+      <w:r>
+        <w:rPr>
+          <w:b/>
+          <w:sz w:val="20"/>
+          <w:highlight w:val="yellow"/>
+        </w:rPr>
+        <w:t>[ 2026년 03월 27일 ]</w:t>
       </w:r>
     </w:p>
     <w:p/>
@@ -2205,7 +2293,7 @@
               <w:rPr>
                 <w:sz w:val="18"/>
               </w:rPr>
-              <w:t>[ 000-00-00000 ]</w:t>
+              <w:t>739-40-01011</w:t>
             </w:r>
           </w:p>
         </w:tc>
@@ -2319,6 +2407,7 @@
             <w:r>
               <w:rPr>
                 <w:sz w:val="18"/>
+                <w:highlight w:val="yellow"/>
               </w:rPr>
               <w:t>[ 마드모아젤헤어 ]</w:t>
             </w:r>
@@ -2347,6 +2436,7 @@
             <w:r>
               <w:rPr>
                 <w:sz w:val="18"/>
+                <w:highlight w:val="yellow"/>
               </w:rPr>
               <w:t>[ 홍길동 ]</w:t>
             </w:r>
@@ -2375,6 +2465,7 @@
             <w:r>
               <w:rPr>
                 <w:sz w:val="18"/>
+                <w:highlight w:val="yellow"/>
               </w:rPr>
               <w:t>[ 000-00-00000 ]</w:t>
             </w:r>
@@ -2403,6 +2494,7 @@
             <w:r>
               <w:rPr>
                 <w:sz w:val="18"/>
+                <w:highlight w:val="yellow"/>
               </w:rPr>
               <w:t>[ 세종특별자치시 OO로 OO, O층 ]</w:t>
             </w:r>

--- a/docs/contracts/온라인_마케팅_계약서_안전보장형_v6.docx
+++ b/docs/contracts/온라인_마케팅_계약서_안전보장형_v6.docx
@@ -37,7 +37,7 @@
       <w:r>
         <w:rPr>
           <w:sz w:val="20"/>
-          <w:highlight w:val="yellow"/>
+          <w:shd w:val="clear" w:color="auto" w:fill="FFFF99"/>
         </w:rPr>
         <w:t>[ 2026-03-27 ]</w:t>
       </w:r>
@@ -397,7 +397,7 @@
             <w:r>
               <w:rPr>
                 <w:sz w:val="18"/>
-                <w:highlight w:val="yellow"/>
+                <w:shd w:val="clear" w:color="auto" w:fill="FFFF99"/>
               </w:rPr>
               <w:t>[ 마드모아젤헤어 ]</w:t>
             </w:r>
@@ -438,7 +438,7 @@
             <w:r>
               <w:rPr>
                 <w:sz w:val="18"/>
-                <w:highlight w:val="yellow"/>
+                <w:shd w:val="clear" w:color="auto" w:fill="FFFF99"/>
               </w:rPr>
               <w:t>[ 홍길동 ]</w:t>
             </w:r>
@@ -479,7 +479,7 @@
             <w:r>
               <w:rPr>
                 <w:sz w:val="18"/>
-                <w:highlight w:val="yellow"/>
+                <w:shd w:val="clear" w:color="auto" w:fill="FFFF99"/>
               </w:rPr>
               <w:t>[ 000-00-00000 ]</w:t>
             </w:r>
@@ -520,7 +520,7 @@
             <w:r>
               <w:rPr>
                 <w:sz w:val="18"/>
-                <w:highlight w:val="yellow"/>
+                <w:shd w:val="clear" w:color="auto" w:fill="FFFF99"/>
               </w:rPr>
               <w:t>[ 세종특별자치시 OO로 OO, O층 ]</w:t>
             </w:r>
@@ -561,7 +561,7 @@
             <w:r>
               <w:rPr>
                 <w:sz w:val="18"/>
-                <w:highlight w:val="yellow"/>
+                <w:shd w:val="clear" w:color="auto" w:fill="FFFF99"/>
               </w:rPr>
               <w:t>[ 010-0000-0000 ]</w:t>
             </w:r>
@@ -602,7 +602,7 @@
             <w:r>
               <w:rPr>
                 <w:sz w:val="18"/>
-                <w:highlight w:val="yellow"/>
+                <w:shd w:val="clear" w:color="auto" w:fill="FFFF99"/>
               </w:rPr>
               <w:t>[ sample@email.com ]</w:t>
             </w:r>
@@ -788,7 +788,7 @@
             <w:r>
               <w:rPr>
                 <w:sz w:val="18"/>
-                <w:highlight w:val="yellow"/>
+                <w:shd w:val="clear" w:color="auto" w:fill="FFFF99"/>
               </w:rPr>
               <w:t>[ 1 ]</w:t>
             </w:r>
@@ -802,7 +802,7 @@
             <w:r>
               <w:rPr>
                 <w:sz w:val="18"/>
-                <w:highlight w:val="yellow"/>
+                <w:shd w:val="clear" w:color="auto" w:fill="FFFF99"/>
               </w:rPr>
               <w:t>[ 마드모아젤헤어 마크원애비뉴점 ]</w:t>
             </w:r>
@@ -816,7 +816,7 @@
             <w:r>
               <w:rPr>
                 <w:sz w:val="18"/>
-                <w:highlight w:val="yellow"/>
+                <w:shd w:val="clear" w:color="auto" w:fill="FFFF99"/>
               </w:rPr>
               <w:t>[ 세종 나성동 미용실 ]</w:t>
             </w:r>
@@ -830,7 +830,7 @@
             <w:r>
               <w:rPr>
                 <w:sz w:val="18"/>
-                <w:highlight w:val="yellow"/>
+                <w:shd w:val="clear" w:color="auto" w:fill="FFFF99"/>
               </w:rPr>
               <w:t>[ 13위 ]</w:t>
             </w:r>
@@ -846,7 +846,7 @@
             <w:r>
               <w:rPr>
                 <w:sz w:val="18"/>
-                <w:highlight w:val="yellow"/>
+                <w:shd w:val="clear" w:color="auto" w:fill="FFFF99"/>
               </w:rPr>
               <w:t>[ 2 ]</w:t>
             </w:r>
@@ -860,7 +860,7 @@
             <w:r>
               <w:rPr>
                 <w:sz w:val="18"/>
-                <w:highlight w:val="yellow"/>
+                <w:shd w:val="clear" w:color="auto" w:fill="FFFF99"/>
               </w:rPr>
               <w:t>[ 마드모아젤헤어 나성1호점 ]</w:t>
             </w:r>
@@ -874,7 +874,7 @@
             <w:r>
               <w:rPr>
                 <w:sz w:val="18"/>
-                <w:highlight w:val="yellow"/>
+                <w:shd w:val="clear" w:color="auto" w:fill="FFFF99"/>
               </w:rPr>
               <w:t>[ 나성동미용실 ]</w:t>
             </w:r>
@@ -888,7 +888,7 @@
             <w:r>
               <w:rPr>
                 <w:sz w:val="18"/>
-                <w:highlight w:val="yellow"/>
+                <w:shd w:val="clear" w:color="auto" w:fill="FFFF99"/>
               </w:rPr>
               <w:t>[ 15위 ]</w:t>
             </w:r>
@@ -904,7 +904,7 @@
             <w:r>
               <w:rPr>
                 <w:sz w:val="18"/>
-                <w:highlight w:val="yellow"/>
+                <w:shd w:val="clear" w:color="auto" w:fill="FFFF99"/>
               </w:rPr>
               <w:t>[ 3 ]</w:t>
             </w:r>
@@ -918,7 +918,7 @@
             <w:r>
               <w:rPr>
                 <w:sz w:val="18"/>
-                <w:highlight w:val="yellow"/>
+                <w:shd w:val="clear" w:color="auto" w:fill="FFFF99"/>
               </w:rPr>
               <w:t>[ 마드모아젤헤어 나성2호점 ]</w:t>
             </w:r>
@@ -932,7 +932,7 @@
             <w:r>
               <w:rPr>
                 <w:sz w:val="18"/>
-                <w:highlight w:val="yellow"/>
+                <w:shd w:val="clear" w:color="auto" w:fill="FFFF99"/>
               </w:rPr>
               <w:t>[ 세종미용실 ]</w:t>
             </w:r>
@@ -946,7 +946,7 @@
             <w:r>
               <w:rPr>
                 <w:sz w:val="18"/>
-                <w:highlight w:val="yellow"/>
+                <w:shd w:val="clear" w:color="auto" w:fill="FFFF99"/>
               </w:rPr>
               <w:t>[ 20위 ]</w:t>
             </w:r>
@@ -962,7 +962,7 @@
             <w:r>
               <w:rPr>
                 <w:sz w:val="18"/>
-                <w:highlight w:val="yellow"/>
+                <w:shd w:val="clear" w:color="auto" w:fill="FFFF99"/>
               </w:rPr>
               <w:t>[ 4 ]</w:t>
             </w:r>
@@ -976,7 +976,7 @@
             <w:r>
               <w:rPr>
                 <w:sz w:val="18"/>
-                <w:highlight w:val="yellow"/>
+                <w:shd w:val="clear" w:color="auto" w:fill="FFFF99"/>
               </w:rPr>
               <w:t>[ 마드모아젤헤어 반곡점 ]</w:t>
             </w:r>
@@ -990,7 +990,7 @@
             <w:r>
               <w:rPr>
                 <w:sz w:val="18"/>
-                <w:highlight w:val="yellow"/>
+                <w:shd w:val="clear" w:color="auto" w:fill="FFFF99"/>
               </w:rPr>
               <w:t>[ 반곡동미용실 ]</w:t>
             </w:r>
@@ -1004,7 +1004,7 @@
             <w:r>
               <w:rPr>
                 <w:sz w:val="18"/>
-                <w:highlight w:val="yellow"/>
+                <w:shd w:val="clear" w:color="auto" w:fill="FFFF99"/>
               </w:rPr>
               <w:t>[ 21위 ]</w:t>
             </w:r>
@@ -1047,7 +1047,7 @@
       <w:r>
         <w:rPr>
           <w:sz w:val="20"/>
-          <w:highlight w:val="yellow"/>
+          <w:shd w:val="clear" w:color="auto" w:fill="FFFF99"/>
         </w:rPr>
         <w:t>[ 2026-04-01 ]</w:t>
       </w:r>
@@ -1060,7 +1060,7 @@
       <w:r>
         <w:rPr>
           <w:sz w:val="20"/>
-          <w:highlight w:val="yellow"/>
+          <w:shd w:val="clear" w:color="auto" w:fill="FFFF99"/>
         </w:rPr>
         <w:t>[ 2026-04-30 ]</w:t>
       </w:r>
@@ -1073,7 +1073,7 @@
       <w:r>
         <w:rPr>
           <w:sz w:val="20"/>
-          <w:highlight w:val="yellow"/>
+          <w:shd w:val="clear" w:color="auto" w:fill="FFFF99"/>
         </w:rPr>
         <w:t>[ 1 ]개월</w:t>
       </w:r>
@@ -1195,7 +1195,7 @@
             <w:r>
               <w:rPr>
                 <w:sz w:val="18"/>
-                <w:highlight w:val="yellow"/>
+                <w:shd w:val="clear" w:color="auto" w:fill="FFFF99"/>
               </w:rPr>
               <w:t>[ 900,000 ]원</w:t>
             </w:r>
@@ -1209,7 +1209,7 @@
             <w:r>
               <w:rPr>
                 <w:sz w:val="18"/>
-                <w:highlight w:val="yellow"/>
+                <w:shd w:val="clear" w:color="auto" w:fill="FFFF99"/>
               </w:rPr>
               <w:t>[ 3,600,000 ]원</w:t>
             </w:r>
@@ -1474,7 +1474,7 @@
             <w:r>
               <w:rPr>
                 <w:sz w:val="18"/>
-                <w:highlight w:val="yellow"/>
+                <w:shd w:val="clear" w:color="auto" w:fill="FFFF99"/>
               </w:rPr>
               <w:t>[ 1,000,000 ]원</w:t>
             </w:r>
@@ -1503,7 +1503,7 @@
             <w:r>
               <w:rPr>
                 <w:sz w:val="18"/>
-                <w:highlight w:val="yellow"/>
+                <w:shd w:val="clear" w:color="auto" w:fill="FFFF99"/>
               </w:rPr>
               <w:t>[ 1,100,000 ]원</w:t>
             </w:r>
@@ -1532,7 +1532,7 @@
             <w:r>
               <w:rPr>
                 <w:sz w:val="18"/>
-                <w:highlight w:val="yellow"/>
+                <w:shd w:val="clear" w:color="auto" w:fill="FFFF99"/>
               </w:rPr>
               <w:t>[ 1,200,000 ]원</w:t>
             </w:r>
@@ -2159,7 +2159,7 @@
         <w:rPr>
           <w:b/>
           <w:sz w:val="20"/>
-          <w:highlight w:val="yellow"/>
+          <w:shd w:val="clear" w:color="auto" w:fill="FFFF99"/>
         </w:rPr>
         <w:t>[ 2026년 03월 27일 ]</w:t>
       </w:r>
@@ -2407,7 +2407,7 @@
             <w:r>
               <w:rPr>
                 <w:sz w:val="18"/>
-                <w:highlight w:val="yellow"/>
+                <w:shd w:val="clear" w:color="auto" w:fill="FFFF99"/>
               </w:rPr>
               <w:t>[ 마드모아젤헤어 ]</w:t>
             </w:r>
@@ -2436,7 +2436,7 @@
             <w:r>
               <w:rPr>
                 <w:sz w:val="18"/>
-                <w:highlight w:val="yellow"/>
+                <w:shd w:val="clear" w:color="auto" w:fill="FFFF99"/>
               </w:rPr>
               <w:t>[ 홍길동 ]</w:t>
             </w:r>
@@ -2465,7 +2465,7 @@
             <w:r>
               <w:rPr>
                 <w:sz w:val="18"/>
-                <w:highlight w:val="yellow"/>
+                <w:shd w:val="clear" w:color="auto" w:fill="FFFF99"/>
               </w:rPr>
               <w:t>[ 000-00-00000 ]</w:t>
             </w:r>
@@ -2494,7 +2494,7 @@
             <w:r>
               <w:rPr>
                 <w:sz w:val="18"/>
-                <w:highlight w:val="yellow"/>
+                <w:shd w:val="clear" w:color="auto" w:fill="FFFF99"/>
               </w:rPr>
               <w:t>[ 세종특별자치시 OO로 OO, O층 ]</w:t>
             </w:r>

--- a/docs/contracts/온라인_마케팅_계약서_안전보장형_v6.docx
+++ b/docs/contracts/온라인_마케팅_계약서_안전보장형_v6.docx
@@ -317,7 +317,7 @@
               <w:rPr>
                 <w:sz w:val="18"/>
               </w:rPr>
-              <w:t>010-2420-8657</w:t>
+              <w:t>010-8226-9574</w:t>
             </w:r>
           </w:p>
         </w:tc>
@@ -357,7 +357,7 @@
               <w:rPr>
                 <w:sz w:val="18"/>
               </w:rPr>
-              <w:t>cocoz0707@gmail.com</w:t>
+              <w:t>ondadaad@gmail.com</w:t>
             </w:r>
           </w:p>
         </w:tc>

--- a/docs/contracts/온라인_마케팅_계약서_안전보장형_v6.docx
+++ b/docs/contracts/온라인_마케팅_계약서_안전보장형_v6.docx
@@ -65,551 +65,145 @@
         <w:t>① 계약의 당사자는 다음과 같다.</w:t>
       </w:r>
     </w:p>
-    <w:tbl>
-      <w:tblPr>
-        <w:tblStyle w:val="TableGrid"/>
-        <w:tblW w:type="auto" w:w="0"/>
-        <w:jc w:val="center"/>
-        <w:tblLook w:firstColumn="1" w:firstRow="1" w:lastColumn="0" w:lastRow="0" w:noHBand="0" w:noVBand="1" w:val="04A0"/>
-      </w:tblPr>
-      <w:tblGrid>
-        <w:gridCol w:w="3024"/>
-        <w:gridCol w:w="3024"/>
-        <w:gridCol w:w="3024"/>
-      </w:tblGrid>
-      <w:tr>
-        <w:tc>
-          <w:tcPr>
-            <w:tcW w:type="dxa" w:w="3024"/>
-          </w:tcPr>
-          <w:p>
-            <w:r>
-              <w:rPr>
-                <w:b/>
-                <w:sz w:val="18"/>
-              </w:rPr>
-              <w:t>구분</w:t>
-            </w:r>
-          </w:p>
-        </w:tc>
-        <w:tc>
-          <w:tcPr>
-            <w:tcW w:type="dxa" w:w="3024"/>
-          </w:tcPr>
-          <w:p>
-            <w:r>
-              <w:rPr>
-                <w:b/>
-                <w:sz w:val="18"/>
-              </w:rPr>
-              <w:t>항목</w:t>
-            </w:r>
-          </w:p>
-        </w:tc>
-        <w:tc>
-          <w:tcPr>
-            <w:tcW w:type="dxa" w:w="3024"/>
-          </w:tcPr>
-          <w:p>
-            <w:r>
-              <w:rPr>
-                <w:b/>
-                <w:sz w:val="18"/>
-              </w:rPr>
-              <w:t>내용</w:t>
-            </w:r>
-          </w:p>
-        </w:tc>
-      </w:tr>
-      <w:tr>
-        <w:tc>
-          <w:tcPr>
-            <w:tcW w:type="dxa" w:w="3024"/>
-          </w:tcPr>
-          <w:p>
-            <w:r>
-              <w:rPr>
-                <w:sz w:val="18"/>
-              </w:rPr>
-              <w:t>갑 (마케팅 제공업체)</w:t>
-            </w:r>
-          </w:p>
-        </w:tc>
-        <w:tc>
-          <w:tcPr>
-            <w:tcW w:type="dxa" w:w="3024"/>
-          </w:tcPr>
-          <w:p>
-            <w:r>
-              <w:rPr>
-                <w:sz w:val="18"/>
-              </w:rPr>
-              <w:t>상호</w:t>
-            </w:r>
-          </w:p>
-        </w:tc>
-        <w:tc>
-          <w:tcPr>
-            <w:tcW w:type="dxa" w:w="3024"/>
-          </w:tcPr>
-          <w:p>
-            <w:r>
-              <w:rPr>
-                <w:sz w:val="18"/>
-              </w:rPr>
-              <w:t>온다마케팅</w:t>
-            </w:r>
-          </w:p>
-        </w:tc>
-      </w:tr>
-      <w:tr>
-        <w:tc>
-          <w:tcPr>
-            <w:tcW w:type="dxa" w:w="3024"/>
-          </w:tcPr>
-          <w:p>
-            <w:r>
-              <w:rPr>
-                <w:sz w:val="18"/>
-              </w:rPr>
-            </w:r>
-          </w:p>
-        </w:tc>
-        <w:tc>
-          <w:tcPr>
-            <w:tcW w:type="dxa" w:w="3024"/>
-          </w:tcPr>
-          <w:p>
-            <w:r>
-              <w:rPr>
-                <w:sz w:val="18"/>
-              </w:rPr>
-              <w:t>대표자</w:t>
-            </w:r>
-          </w:p>
-        </w:tc>
-        <w:tc>
-          <w:tcPr>
-            <w:tcW w:type="dxa" w:w="3024"/>
-          </w:tcPr>
-          <w:p>
-            <w:r>
-              <w:rPr>
-                <w:sz w:val="18"/>
-              </w:rPr>
-              <w:t>황승현</w:t>
-            </w:r>
-          </w:p>
-        </w:tc>
-      </w:tr>
-      <w:tr>
-        <w:tc>
-          <w:tcPr>
-            <w:tcW w:type="dxa" w:w="3024"/>
-          </w:tcPr>
-          <w:p>
-            <w:r>
-              <w:rPr>
-                <w:sz w:val="18"/>
-              </w:rPr>
-            </w:r>
-          </w:p>
-        </w:tc>
-        <w:tc>
-          <w:tcPr>
-            <w:tcW w:type="dxa" w:w="3024"/>
-          </w:tcPr>
-          <w:p>
-            <w:r>
-              <w:rPr>
-                <w:sz w:val="18"/>
-              </w:rPr>
-              <w:t>사업자등록번호</w:t>
-            </w:r>
-          </w:p>
-        </w:tc>
-        <w:tc>
-          <w:tcPr>
-            <w:tcW w:type="dxa" w:w="3024"/>
-          </w:tcPr>
-          <w:p>
-            <w:r>
-              <w:rPr>
-                <w:sz w:val="18"/>
-              </w:rPr>
-              <w:t>739-40-01011</w:t>
-            </w:r>
-          </w:p>
-        </w:tc>
-      </w:tr>
-      <w:tr>
-        <w:tc>
-          <w:tcPr>
-            <w:tcW w:type="dxa" w:w="3024"/>
-          </w:tcPr>
-          <w:p>
-            <w:r>
-              <w:rPr>
-                <w:sz w:val="18"/>
-              </w:rPr>
-            </w:r>
-          </w:p>
-        </w:tc>
-        <w:tc>
-          <w:tcPr>
-            <w:tcW w:type="dxa" w:w="3024"/>
-          </w:tcPr>
-          <w:p>
-            <w:r>
-              <w:rPr>
-                <w:sz w:val="18"/>
-              </w:rPr>
-              <w:t>주소</w:t>
-            </w:r>
-          </w:p>
-        </w:tc>
-        <w:tc>
-          <w:tcPr>
-            <w:tcW w:type="dxa" w:w="3024"/>
-          </w:tcPr>
-          <w:p>
-            <w:r>
-              <w:rPr>
-                <w:sz w:val="18"/>
-              </w:rPr>
-              <w:t>서울시 강남구 테헤란로 82길 15, 3층 304호</w:t>
-            </w:r>
-          </w:p>
-        </w:tc>
-      </w:tr>
-      <w:tr>
-        <w:tc>
-          <w:tcPr>
-            <w:tcW w:type="dxa" w:w="3024"/>
-          </w:tcPr>
-          <w:p>
-            <w:r>
-              <w:rPr>
-                <w:sz w:val="18"/>
-              </w:rPr>
-            </w:r>
-          </w:p>
-        </w:tc>
-        <w:tc>
-          <w:tcPr>
-            <w:tcW w:type="dxa" w:w="3024"/>
-          </w:tcPr>
-          <w:p>
-            <w:r>
-              <w:rPr>
-                <w:sz w:val="18"/>
-              </w:rPr>
-              <w:t>연락처</w:t>
-            </w:r>
-          </w:p>
-        </w:tc>
-        <w:tc>
-          <w:tcPr>
-            <w:tcW w:type="dxa" w:w="3024"/>
-          </w:tcPr>
-          <w:p>
-            <w:r>
-              <w:rPr>
-                <w:sz w:val="18"/>
-              </w:rPr>
-              <w:t>010-8226-9574</w:t>
-            </w:r>
-          </w:p>
-        </w:tc>
-      </w:tr>
-      <w:tr>
-        <w:tc>
-          <w:tcPr>
-            <w:tcW w:type="dxa" w:w="3024"/>
-          </w:tcPr>
-          <w:p>
-            <w:r>
-              <w:rPr>
-                <w:sz w:val="18"/>
-              </w:rPr>
-            </w:r>
-          </w:p>
-        </w:tc>
-        <w:tc>
-          <w:tcPr>
-            <w:tcW w:type="dxa" w:w="3024"/>
-          </w:tcPr>
-          <w:p>
-            <w:r>
-              <w:rPr>
-                <w:sz w:val="18"/>
-              </w:rPr>
-              <w:t>이메일</w:t>
-            </w:r>
-          </w:p>
-        </w:tc>
-        <w:tc>
-          <w:tcPr>
-            <w:tcW w:type="dxa" w:w="3024"/>
-          </w:tcPr>
-          <w:p>
-            <w:r>
-              <w:rPr>
-                <w:sz w:val="18"/>
-              </w:rPr>
-              <w:t>ondadaad@gmail.com</w:t>
-            </w:r>
-          </w:p>
-        </w:tc>
-      </w:tr>
-      <w:tr>
-        <w:tc>
-          <w:tcPr>
-            <w:tcW w:type="dxa" w:w="3024"/>
-          </w:tcPr>
-          <w:p>
-            <w:r>
-              <w:rPr>
-                <w:sz w:val="18"/>
-              </w:rPr>
-              <w:t>을 (광고주)</w:t>
-            </w:r>
-          </w:p>
-        </w:tc>
-        <w:tc>
-          <w:tcPr>
-            <w:tcW w:type="dxa" w:w="3024"/>
-          </w:tcPr>
-          <w:p>
-            <w:r>
-              <w:rPr>
-                <w:sz w:val="18"/>
-              </w:rPr>
-              <w:t>상호</w:t>
-            </w:r>
-          </w:p>
-        </w:tc>
-        <w:tc>
-          <w:tcPr>
-            <w:tcW w:type="dxa" w:w="3024"/>
-          </w:tcPr>
-          <w:p>
-            <w:r>
-              <w:rPr>
-                <w:sz w:val="18"/>
-                <w:shd w:val="clear" w:color="auto" w:fill="FFFF99"/>
-              </w:rPr>
-              <w:t>[ 마드모아젤헤어 ]</w:t>
-            </w:r>
-          </w:p>
-        </w:tc>
-      </w:tr>
-      <w:tr>
-        <w:tc>
-          <w:tcPr>
-            <w:tcW w:type="dxa" w:w="3024"/>
-          </w:tcPr>
-          <w:p>
-            <w:r>
-              <w:rPr>
-                <w:sz w:val="18"/>
-              </w:rPr>
-            </w:r>
-          </w:p>
-        </w:tc>
-        <w:tc>
-          <w:tcPr>
-            <w:tcW w:type="dxa" w:w="3024"/>
-          </w:tcPr>
-          <w:p>
-            <w:r>
-              <w:rPr>
-                <w:sz w:val="18"/>
-              </w:rPr>
-              <w:t>대표자</w:t>
-            </w:r>
-          </w:p>
-        </w:tc>
-        <w:tc>
-          <w:tcPr>
-            <w:tcW w:type="dxa" w:w="3024"/>
-          </w:tcPr>
-          <w:p>
-            <w:r>
-              <w:rPr>
-                <w:sz w:val="18"/>
-                <w:shd w:val="clear" w:color="auto" w:fill="FFFF99"/>
-              </w:rPr>
-              <w:t>[ 홍길동 ]</w:t>
-            </w:r>
-          </w:p>
-        </w:tc>
-      </w:tr>
-      <w:tr>
-        <w:tc>
-          <w:tcPr>
-            <w:tcW w:type="dxa" w:w="3024"/>
-          </w:tcPr>
-          <w:p>
-            <w:r>
-              <w:rPr>
-                <w:sz w:val="18"/>
-              </w:rPr>
-            </w:r>
-          </w:p>
-        </w:tc>
-        <w:tc>
-          <w:tcPr>
-            <w:tcW w:type="dxa" w:w="3024"/>
-          </w:tcPr>
-          <w:p>
-            <w:r>
-              <w:rPr>
-                <w:sz w:val="18"/>
-              </w:rPr>
-              <w:t>사업자등록번호</w:t>
-            </w:r>
-          </w:p>
-        </w:tc>
-        <w:tc>
-          <w:tcPr>
-            <w:tcW w:type="dxa" w:w="3024"/>
-          </w:tcPr>
-          <w:p>
-            <w:r>
-              <w:rPr>
-                <w:sz w:val="18"/>
-                <w:shd w:val="clear" w:color="auto" w:fill="FFFF99"/>
-              </w:rPr>
-              <w:t>[ 000-00-00000 ]</w:t>
-            </w:r>
-          </w:p>
-        </w:tc>
-      </w:tr>
-      <w:tr>
-        <w:tc>
-          <w:tcPr>
-            <w:tcW w:type="dxa" w:w="3024"/>
-          </w:tcPr>
-          <w:p>
-            <w:r>
-              <w:rPr>
-                <w:sz w:val="18"/>
-              </w:rPr>
-            </w:r>
-          </w:p>
-        </w:tc>
-        <w:tc>
-          <w:tcPr>
-            <w:tcW w:type="dxa" w:w="3024"/>
-          </w:tcPr>
-          <w:p>
-            <w:r>
-              <w:rPr>
-                <w:sz w:val="18"/>
-              </w:rPr>
-              <w:t>주소</w:t>
-            </w:r>
-          </w:p>
-        </w:tc>
-        <w:tc>
-          <w:tcPr>
-            <w:tcW w:type="dxa" w:w="3024"/>
-          </w:tcPr>
-          <w:p>
-            <w:r>
-              <w:rPr>
-                <w:sz w:val="18"/>
-                <w:shd w:val="clear" w:color="auto" w:fill="FFFF99"/>
-              </w:rPr>
-              <w:t>[ 세종특별자치시 OO로 OO, O층 ]</w:t>
-            </w:r>
-          </w:p>
-        </w:tc>
-      </w:tr>
-      <w:tr>
-        <w:tc>
-          <w:tcPr>
-            <w:tcW w:type="dxa" w:w="3024"/>
-          </w:tcPr>
-          <w:p>
-            <w:r>
-              <w:rPr>
-                <w:sz w:val="18"/>
-              </w:rPr>
-            </w:r>
-          </w:p>
-        </w:tc>
-        <w:tc>
-          <w:tcPr>
-            <w:tcW w:type="dxa" w:w="3024"/>
-          </w:tcPr>
-          <w:p>
-            <w:r>
-              <w:rPr>
-                <w:sz w:val="18"/>
-              </w:rPr>
-              <w:t>연락처</w:t>
-            </w:r>
-          </w:p>
-        </w:tc>
-        <w:tc>
-          <w:tcPr>
-            <w:tcW w:type="dxa" w:w="3024"/>
-          </w:tcPr>
-          <w:p>
-            <w:r>
-              <w:rPr>
-                <w:sz w:val="18"/>
-                <w:shd w:val="clear" w:color="auto" w:fill="FFFF99"/>
-              </w:rPr>
-              <w:t>[ 010-0000-0000 ]</w:t>
-            </w:r>
-          </w:p>
-        </w:tc>
-      </w:tr>
-      <w:tr>
-        <w:tc>
-          <w:tcPr>
-            <w:tcW w:type="dxa" w:w="3024"/>
-          </w:tcPr>
-          <w:p>
-            <w:r>
-              <w:rPr>
-                <w:sz w:val="18"/>
-              </w:rPr>
-            </w:r>
-          </w:p>
-        </w:tc>
-        <w:tc>
-          <w:tcPr>
-            <w:tcW w:type="dxa" w:w="3024"/>
-          </w:tcPr>
-          <w:p>
-            <w:r>
-              <w:rPr>
-                <w:sz w:val="18"/>
-              </w:rPr>
-              <w:t>이메일</w:t>
-            </w:r>
-          </w:p>
-        </w:tc>
-        <w:tc>
-          <w:tcPr>
-            <w:tcW w:type="dxa" w:w="3024"/>
-          </w:tcPr>
-          <w:p>
-            <w:r>
-              <w:rPr>
-                <w:sz w:val="18"/>
-                <w:shd w:val="clear" w:color="auto" w:fill="FFFF99"/>
-              </w:rPr>
-              <w:t>[ sample@email.com ]</w:t>
-            </w:r>
-          </w:p>
-        </w:tc>
-      </w:tr>
-    </w:tbl>
+    <w:p>
+      <w:r>
+        <w:rPr>
+          <w:sz w:val="20"/>
+        </w:rPr>
+      </w:r>
+    </w:p>
+    <w:p>
+      <w:r>
+        <w:rPr>
+          <w:sz w:val="20"/>
+        </w:rPr>
+        <w:t>■ 갑 (마케팅 제공업체)</w:t>
+      </w:r>
+    </w:p>
+    <w:p>
+      <w:r>
+        <w:rPr>
+          <w:sz w:val="20"/>
+        </w:rPr>
+        <w:t xml:space="preserve">   상호: 온다마케팅</w:t>
+      </w:r>
+    </w:p>
+    <w:p>
+      <w:r>
+        <w:rPr>
+          <w:sz w:val="20"/>
+        </w:rPr>
+        <w:t xml:space="preserve">   대표자: 황승현</w:t>
+      </w:r>
+    </w:p>
+    <w:p>
+      <w:r>
+        <w:rPr>
+          <w:sz w:val="20"/>
+        </w:rPr>
+        <w:t xml:space="preserve">   사업자등록번호: 739-40-01011</w:t>
+      </w:r>
+    </w:p>
+    <w:p>
+      <w:r>
+        <w:rPr>
+          <w:sz w:val="20"/>
+        </w:rPr>
+        <w:t xml:space="preserve">   주소: 서울시 강남구 테헤란로 82길 15, 3층 304호</w:t>
+      </w:r>
+    </w:p>
+    <w:p>
+      <w:r>
+        <w:rPr>
+          <w:sz w:val="20"/>
+        </w:rPr>
+        <w:t xml:space="preserve">   연락처: 010-8226-9574</w:t>
+      </w:r>
+    </w:p>
+    <w:p>
+      <w:r>
+        <w:rPr>
+          <w:sz w:val="20"/>
+        </w:rPr>
+        <w:t xml:space="preserve">   이메일: ondadaad@gmail.com</w:t>
+      </w:r>
+    </w:p>
+    <w:p>
+      <w:r>
+        <w:rPr>
+          <w:sz w:val="20"/>
+        </w:rPr>
+      </w:r>
+    </w:p>
+    <w:p>
+      <w:r>
+        <w:rPr>
+          <w:sz w:val="20"/>
+        </w:rPr>
+        <w:t>■ 을 (광고주)</w:t>
+      </w:r>
+    </w:p>
+    <w:p>
+      <w:r>
+        <w:rPr>
+          <w:sz w:val="20"/>
+          <w:shd w:val="clear" w:color="auto" w:fill="FFFF99"/>
+        </w:rPr>
+        <w:t xml:space="preserve">   상호: [ 마드모아젤헤어 ]</w:t>
+      </w:r>
+    </w:p>
+    <w:p>
+      <w:r>
+        <w:rPr>
+          <w:sz w:val="20"/>
+          <w:shd w:val="clear" w:color="auto" w:fill="FFFF99"/>
+        </w:rPr>
+        <w:t xml:space="preserve">   대표자: [ 홍길동 ]</w:t>
+      </w:r>
+    </w:p>
+    <w:p>
+      <w:r>
+        <w:rPr>
+          <w:sz w:val="20"/>
+          <w:shd w:val="clear" w:color="auto" w:fill="FFFF99"/>
+        </w:rPr>
+        <w:t xml:space="preserve">   사업자등록번호: [ 000-00-00000 ]</w:t>
+      </w:r>
+    </w:p>
+    <w:p>
+      <w:r>
+        <w:rPr>
+          <w:sz w:val="20"/>
+          <w:shd w:val="clear" w:color="auto" w:fill="FFFF99"/>
+        </w:rPr>
+        <w:t xml:space="preserve">   주소: [ 세종특별자치시 OO로 OO, O층 ]</w:t>
+      </w:r>
+    </w:p>
+    <w:p>
+      <w:r>
+        <w:rPr>
+          <w:sz w:val="20"/>
+          <w:shd w:val="clear" w:color="auto" w:fill="FFFF99"/>
+        </w:rPr>
+        <w:t xml:space="preserve">   연락처: [ 010-0000-0000 ]</w:t>
+      </w:r>
+    </w:p>
+    <w:p>
+      <w:r>
+        <w:rPr>
+          <w:sz w:val="20"/>
+          <w:shd w:val="clear" w:color="auto" w:fill="FFFF99"/>
+        </w:rPr>
+        <w:t xml:space="preserve">   이메일: [ sample@email.com ]</w:t>
+      </w:r>
+    </w:p>
+    <w:p>
+      <w:r>
+        <w:rPr>
+          <w:sz w:val="20"/>
+        </w:rPr>
+      </w:r>
+    </w:p>
     <w:p>
       <w:r>
         <w:rPr>
@@ -708,310 +302,42 @@
         <w:t>② 본 계약에 따른 마케팅 대상 업체(이하 "대상 지점") 및 키워드는 다음과 같다.</w:t>
       </w:r>
     </w:p>
-    <w:tbl>
-      <w:tblPr>
-        <w:tblStyle w:val="TableGrid"/>
-        <w:tblW w:type="auto" w:w="0"/>
-        <w:jc w:val="center"/>
-        <w:tblLook w:firstColumn="1" w:firstRow="1" w:lastColumn="0" w:lastRow="0" w:noHBand="0" w:noVBand="1" w:val="04A0"/>
-      </w:tblPr>
-      <w:tblGrid>
-        <w:gridCol w:w="2268"/>
-        <w:gridCol w:w="2268"/>
-        <w:gridCol w:w="2268"/>
-        <w:gridCol w:w="2268"/>
-      </w:tblGrid>
-      <w:tr>
-        <w:tc>
-          <w:tcPr>
-            <w:tcW w:type="dxa" w:w="2268"/>
-          </w:tcPr>
-          <w:p>
-            <w:r>
-              <w:rPr>
-                <w:b/>
-                <w:sz w:val="18"/>
-              </w:rPr>
-              <w:t>번호</w:t>
-            </w:r>
-          </w:p>
-        </w:tc>
-        <w:tc>
-          <w:tcPr>
-            <w:tcW w:type="dxa" w:w="2268"/>
-          </w:tcPr>
-          <w:p>
-            <w:r>
-              <w:rPr>
-                <w:b/>
-                <w:sz w:val="18"/>
-              </w:rPr>
-              <w:t>지점명 (플레이스명)</w:t>
-            </w:r>
-          </w:p>
-        </w:tc>
-        <w:tc>
-          <w:tcPr>
-            <w:tcW w:type="dxa" w:w="2268"/>
-          </w:tcPr>
-          <w:p>
-            <w:r>
-              <w:rPr>
-                <w:b/>
-                <w:sz w:val="18"/>
-              </w:rPr>
-              <w:t>계약 키워드</w:t>
-            </w:r>
-          </w:p>
-        </w:tc>
-        <w:tc>
-          <w:tcPr>
-            <w:tcW w:type="dxa" w:w="2268"/>
-          </w:tcPr>
-          <w:p>
-            <w:r>
-              <w:rPr>
-                <w:b/>
-                <w:sz w:val="18"/>
-              </w:rPr>
-              <w:t>계약 시점 순위</w:t>
-            </w:r>
-          </w:p>
-        </w:tc>
-      </w:tr>
-      <w:tr>
-        <w:tc>
-          <w:tcPr>
-            <w:tcW w:type="dxa" w:w="2268"/>
-          </w:tcPr>
-          <w:p>
-            <w:r>
-              <w:rPr>
-                <w:sz w:val="18"/>
-                <w:shd w:val="clear" w:color="auto" w:fill="FFFF99"/>
-              </w:rPr>
-              <w:t>[ 1 ]</w:t>
-            </w:r>
-          </w:p>
-        </w:tc>
-        <w:tc>
-          <w:tcPr>
-            <w:tcW w:type="dxa" w:w="2268"/>
-          </w:tcPr>
-          <w:p>
-            <w:r>
-              <w:rPr>
-                <w:sz w:val="18"/>
-                <w:shd w:val="clear" w:color="auto" w:fill="FFFF99"/>
-              </w:rPr>
-              <w:t>[ 마드모아젤헤어 마크원애비뉴점 ]</w:t>
-            </w:r>
-          </w:p>
-        </w:tc>
-        <w:tc>
-          <w:tcPr>
-            <w:tcW w:type="dxa" w:w="2268"/>
-          </w:tcPr>
-          <w:p>
-            <w:r>
-              <w:rPr>
-                <w:sz w:val="18"/>
-                <w:shd w:val="clear" w:color="auto" w:fill="FFFF99"/>
-              </w:rPr>
-              <w:t>[ 세종 나성동 미용실 ]</w:t>
-            </w:r>
-          </w:p>
-        </w:tc>
-        <w:tc>
-          <w:tcPr>
-            <w:tcW w:type="dxa" w:w="2268"/>
-          </w:tcPr>
-          <w:p>
-            <w:r>
-              <w:rPr>
-                <w:sz w:val="18"/>
-                <w:shd w:val="clear" w:color="auto" w:fill="FFFF99"/>
-              </w:rPr>
-              <w:t>[ 13위 ]</w:t>
-            </w:r>
-          </w:p>
-        </w:tc>
-      </w:tr>
-      <w:tr>
-        <w:tc>
-          <w:tcPr>
-            <w:tcW w:type="dxa" w:w="2268"/>
-          </w:tcPr>
-          <w:p>
-            <w:r>
-              <w:rPr>
-                <w:sz w:val="18"/>
-                <w:shd w:val="clear" w:color="auto" w:fill="FFFF99"/>
-              </w:rPr>
-              <w:t>[ 2 ]</w:t>
-            </w:r>
-          </w:p>
-        </w:tc>
-        <w:tc>
-          <w:tcPr>
-            <w:tcW w:type="dxa" w:w="2268"/>
-          </w:tcPr>
-          <w:p>
-            <w:r>
-              <w:rPr>
-                <w:sz w:val="18"/>
-                <w:shd w:val="clear" w:color="auto" w:fill="FFFF99"/>
-              </w:rPr>
-              <w:t>[ 마드모아젤헤어 나성1호점 ]</w:t>
-            </w:r>
-          </w:p>
-        </w:tc>
-        <w:tc>
-          <w:tcPr>
-            <w:tcW w:type="dxa" w:w="2268"/>
-          </w:tcPr>
-          <w:p>
-            <w:r>
-              <w:rPr>
-                <w:sz w:val="18"/>
-                <w:shd w:val="clear" w:color="auto" w:fill="FFFF99"/>
-              </w:rPr>
-              <w:t>[ 나성동미용실 ]</w:t>
-            </w:r>
-          </w:p>
-        </w:tc>
-        <w:tc>
-          <w:tcPr>
-            <w:tcW w:type="dxa" w:w="2268"/>
-          </w:tcPr>
-          <w:p>
-            <w:r>
-              <w:rPr>
-                <w:sz w:val="18"/>
-                <w:shd w:val="clear" w:color="auto" w:fill="FFFF99"/>
-              </w:rPr>
-              <w:t>[ 15위 ]</w:t>
-            </w:r>
-          </w:p>
-        </w:tc>
-      </w:tr>
-      <w:tr>
-        <w:tc>
-          <w:tcPr>
-            <w:tcW w:type="dxa" w:w="2268"/>
-          </w:tcPr>
-          <w:p>
-            <w:r>
-              <w:rPr>
-                <w:sz w:val="18"/>
-                <w:shd w:val="clear" w:color="auto" w:fill="FFFF99"/>
-              </w:rPr>
-              <w:t>[ 3 ]</w:t>
-            </w:r>
-          </w:p>
-        </w:tc>
-        <w:tc>
-          <w:tcPr>
-            <w:tcW w:type="dxa" w:w="2268"/>
-          </w:tcPr>
-          <w:p>
-            <w:r>
-              <w:rPr>
-                <w:sz w:val="18"/>
-                <w:shd w:val="clear" w:color="auto" w:fill="FFFF99"/>
-              </w:rPr>
-              <w:t>[ 마드모아젤헤어 나성2호점 ]</w:t>
-            </w:r>
-          </w:p>
-        </w:tc>
-        <w:tc>
-          <w:tcPr>
-            <w:tcW w:type="dxa" w:w="2268"/>
-          </w:tcPr>
-          <w:p>
-            <w:r>
-              <w:rPr>
-                <w:sz w:val="18"/>
-                <w:shd w:val="clear" w:color="auto" w:fill="FFFF99"/>
-              </w:rPr>
-              <w:t>[ 세종미용실 ]</w:t>
-            </w:r>
-          </w:p>
-        </w:tc>
-        <w:tc>
-          <w:tcPr>
-            <w:tcW w:type="dxa" w:w="2268"/>
-          </w:tcPr>
-          <w:p>
-            <w:r>
-              <w:rPr>
-                <w:sz w:val="18"/>
-                <w:shd w:val="clear" w:color="auto" w:fill="FFFF99"/>
-              </w:rPr>
-              <w:t>[ 20위 ]</w:t>
-            </w:r>
-          </w:p>
-        </w:tc>
-      </w:tr>
-      <w:tr>
-        <w:tc>
-          <w:tcPr>
-            <w:tcW w:type="dxa" w:w="2268"/>
-          </w:tcPr>
-          <w:p>
-            <w:r>
-              <w:rPr>
-                <w:sz w:val="18"/>
-                <w:shd w:val="clear" w:color="auto" w:fill="FFFF99"/>
-              </w:rPr>
-              <w:t>[ 4 ]</w:t>
-            </w:r>
-          </w:p>
-        </w:tc>
-        <w:tc>
-          <w:tcPr>
-            <w:tcW w:type="dxa" w:w="2268"/>
-          </w:tcPr>
-          <w:p>
-            <w:r>
-              <w:rPr>
-                <w:sz w:val="18"/>
-                <w:shd w:val="clear" w:color="auto" w:fill="FFFF99"/>
-              </w:rPr>
-              <w:t>[ 마드모아젤헤어 반곡점 ]</w:t>
-            </w:r>
-          </w:p>
-        </w:tc>
-        <w:tc>
-          <w:tcPr>
-            <w:tcW w:type="dxa" w:w="2268"/>
-          </w:tcPr>
-          <w:p>
-            <w:r>
-              <w:rPr>
-                <w:sz w:val="18"/>
-                <w:shd w:val="clear" w:color="auto" w:fill="FFFF99"/>
-              </w:rPr>
-              <w:t>[ 반곡동미용실 ]</w:t>
-            </w:r>
-          </w:p>
-        </w:tc>
-        <w:tc>
-          <w:tcPr>
-            <w:tcW w:type="dxa" w:w="2268"/>
-          </w:tcPr>
-          <w:p>
-            <w:r>
-              <w:rPr>
-                <w:sz w:val="18"/>
-                <w:shd w:val="clear" w:color="auto" w:fill="FFFF99"/>
-              </w:rPr>
-              <w:t>[ 21위 ]</w:t>
-            </w:r>
-          </w:p>
-        </w:tc>
-      </w:tr>
-    </w:tbl>
+    <w:p>
+      <w:r>
+        <w:rPr>
+          <w:sz w:val="20"/>
+          <w:shd w:val="clear" w:color="auto" w:fill="FFFF99"/>
+        </w:rPr>
+        <w:t xml:space="preserve">   1. 지점명: [ 마드모아젤헤어 마크원애비뉴점 ] / 키워드: [ 세종 나성동 미용실 ] / 계약 시점 순위: [ 13위 ]</w:t>
+      </w:r>
+    </w:p>
+    <w:p>
+      <w:r>
+        <w:rPr>
+          <w:sz w:val="20"/>
+          <w:shd w:val="clear" w:color="auto" w:fill="FFFF99"/>
+        </w:rPr>
+        <w:t xml:space="preserve">   2. 지점명: [ 마드모아젤헤어 나성1호점 ] / 키워드: [ 나성동미용실 ] / 계약 시점 순위: [ 15위 ]</w:t>
+      </w:r>
+    </w:p>
+    <w:p>
+      <w:r>
+        <w:rPr>
+          <w:sz w:val="20"/>
+          <w:shd w:val="clear" w:color="auto" w:fill="FFFF99"/>
+        </w:rPr>
+        <w:t xml:space="preserve">   3. 지점명: [ 마드모아젤헤어 나성2호점 ] / 키워드: [ 세종미용실 ] / 계약 시점 순위: [ 20위 ]</w:t>
+      </w:r>
+    </w:p>
+    <w:p>
+      <w:r>
+        <w:rPr>
+          <w:sz w:val="20"/>
+          <w:shd w:val="clear" w:color="auto" w:fill="FFFF99"/>
+        </w:rPr>
+        <w:t xml:space="preserve">   4. 지점명: [ 마드모아젤헤어 반곡점 ] / 키워드: [ 반곡동미용실 ] / 계약 시점 순위: [ 21위 ]</w:t>
+      </w:r>
+    </w:p>
     <w:p>
       <w:r>
         <w:rPr>
@@ -1117,106 +443,34 @@
         <w:t>① 서비스 이용료는 다음과 같다. (부가가치세 10% 별도)</w:t>
       </w:r>
     </w:p>
-    <w:tbl>
-      <w:tblPr>
-        <w:tblStyle w:val="TableGrid"/>
-        <w:tblW w:type="auto" w:w="0"/>
-        <w:jc w:val="center"/>
-        <w:tblLook w:firstColumn="1" w:firstRow="1" w:lastColumn="0" w:lastRow="0" w:noHBand="0" w:noVBand="1" w:val="04A0"/>
-      </w:tblPr>
-      <w:tblGrid>
-        <w:gridCol w:w="3024"/>
-        <w:gridCol w:w="3024"/>
-        <w:gridCol w:w="3024"/>
-      </w:tblGrid>
-      <w:tr>
-        <w:tc>
-          <w:tcPr>
-            <w:tcW w:type="dxa" w:w="3024"/>
-          </w:tcPr>
-          <w:p>
-            <w:r>
-              <w:rPr>
-                <w:b/>
-                <w:sz w:val="18"/>
-              </w:rPr>
-              <w:t>구분</w:t>
-            </w:r>
-          </w:p>
-        </w:tc>
-        <w:tc>
-          <w:tcPr>
-            <w:tcW w:type="dxa" w:w="3024"/>
-          </w:tcPr>
-          <w:p>
-            <w:r>
-              <w:rPr>
-                <w:b/>
-                <w:sz w:val="18"/>
-              </w:rPr>
-              <w:t>지점당 월 이용료</w:t>
-            </w:r>
-          </w:p>
-        </w:tc>
-        <w:tc>
-          <w:tcPr>
-            <w:tcW w:type="dxa" w:w="3024"/>
-          </w:tcPr>
-          <w:p>
-            <w:r>
-              <w:rPr>
-                <w:b/>
-                <w:sz w:val="18"/>
-              </w:rPr>
-              <w:t>4개 지점 합계 (월)</w:t>
-            </w:r>
-          </w:p>
-        </w:tc>
-      </w:tr>
-      <w:tr>
-        <w:tc>
-          <w:tcPr>
-            <w:tcW w:type="dxa" w:w="3024"/>
-          </w:tcPr>
-          <w:p>
-            <w:r>
-              <w:rPr>
-                <w:sz w:val="18"/>
-              </w:rPr>
-              <w:t>안전보장형 (패키지)</w:t>
-            </w:r>
-          </w:p>
-        </w:tc>
-        <w:tc>
-          <w:tcPr>
-            <w:tcW w:type="dxa" w:w="3024"/>
-          </w:tcPr>
-          <w:p>
-            <w:r>
-              <w:rPr>
-                <w:sz w:val="18"/>
-                <w:shd w:val="clear" w:color="auto" w:fill="FFFF99"/>
-              </w:rPr>
-              <w:t>[ 900,000 ]원</w:t>
-            </w:r>
-          </w:p>
-        </w:tc>
-        <w:tc>
-          <w:tcPr>
-            <w:tcW w:type="dxa" w:w="3024"/>
-          </w:tcPr>
-          <w:p>
-            <w:r>
-              <w:rPr>
-                <w:sz w:val="18"/>
-                <w:shd w:val="clear" w:color="auto" w:fill="FFFF99"/>
-              </w:rPr>
-              <w:t>[ 3,600,000 ]원</w:t>
-            </w:r>
-          </w:p>
-        </w:tc>
-      </w:tr>
-    </w:tbl>
+    <w:p>
+      <w:r>
+        <w:rPr>
+          <w:sz w:val="20"/>
+        </w:rPr>
+        <w:t xml:space="preserve">   안전보장형 (패키지): 지점당 월 </w:t>
+      </w:r>
+      <w:r>
+        <w:rPr>
+          <w:sz w:val="20"/>
+          <w:shd w:val="clear" w:color="auto" w:fill="FFFF99"/>
+        </w:rPr>
+        <w:t>[ 900,000 ]원</w:t>
+      </w:r>
+      <w:r>
+        <w:rPr>
+          <w:sz w:val="20"/>
+        </w:rPr>
+        <w:t xml:space="preserve"> / 4개 지점 합계 월 </w:t>
+      </w:r>
+      <w:r>
+        <w:rPr>
+          <w:sz w:val="20"/>
+          <w:shd w:val="clear" w:color="auto" w:fill="FFFF99"/>
+        </w:rPr>
+        <w:t>[ 3,600,000 ]원</w:t>
+      </w:r>
+    </w:p>
     <w:p>
       <w:r>
         <w:rPr>
@@ -1238,7 +492,7 @@
         <w:rPr>
           <w:sz w:val="20"/>
         </w:rPr>
-        <w:t xml:space="preserve">    · 은행명: 농협</w:t>
+        <w:t xml:space="preserve">   · 은행명: 농협</w:t>
       </w:r>
     </w:p>
     <w:p>
@@ -1246,7 +500,7 @@
         <w:rPr>
           <w:sz w:val="20"/>
         </w:rPr>
-        <w:t xml:space="preserve">    · 계좌번호: 302-2049-3322-81</w:t>
+        <w:t xml:space="preserve">   · 계좌번호: 302-2049-3322-81</w:t>
       </w:r>
     </w:p>
     <w:p>
@@ -1254,7 +508,7 @@
         <w:rPr>
           <w:sz w:val="20"/>
         </w:rPr>
-        <w:t xml:space="preserve">    · 예금주: 온다마케팅 / 황승현</w:t>
+        <w:t xml:space="preserve">   · 예금주: 온다마케팅 / 황승현</w:t>
       </w:r>
     </w:p>
     <w:p>
@@ -1411,135 +665,51 @@
         <w:t>② 대상 지점 중 일부가 폐업·휴업·이전 등으로 서비스 대상에서 제외되는 경우, 해당 지점에 대한 서비스는 중단되며, 잔여 지점의 이용료는 다음과 같이 조정한다.</w:t>
       </w:r>
     </w:p>
-    <w:tbl>
-      <w:tblPr>
-        <w:tblStyle w:val="TableGrid"/>
-        <w:tblW w:type="auto" w:w="0"/>
-        <w:jc w:val="center"/>
-        <w:tblLook w:firstColumn="1" w:firstRow="1" w:lastColumn="0" w:lastRow="0" w:noHBand="0" w:noVBand="1" w:val="04A0"/>
-      </w:tblPr>
-      <w:tblGrid>
-        <w:gridCol w:w="4536"/>
-        <w:gridCol w:w="4536"/>
-      </w:tblGrid>
-      <w:tr>
-        <w:tc>
-          <w:tcPr>
-            <w:tcW w:type="dxa" w:w="4536"/>
-          </w:tcPr>
-          <w:p>
-            <w:r>
-              <w:rPr>
-                <w:b/>
-                <w:sz w:val="18"/>
-              </w:rPr>
-              <w:t>잔여 지점 수</w:t>
-            </w:r>
-          </w:p>
-        </w:tc>
-        <w:tc>
-          <w:tcPr>
-            <w:tcW w:type="dxa" w:w="4536"/>
-          </w:tcPr>
-          <w:p>
-            <w:r>
-              <w:rPr>
-                <w:b/>
-                <w:sz w:val="18"/>
-              </w:rPr>
-              <w:t>지점당 월 이용료</w:t>
-            </w:r>
-          </w:p>
-        </w:tc>
-      </w:tr>
-      <w:tr>
-        <w:tc>
-          <w:tcPr>
-            <w:tcW w:type="dxa" w:w="4536"/>
-          </w:tcPr>
-          <w:p>
-            <w:r>
-              <w:rPr>
-                <w:sz w:val="18"/>
-              </w:rPr>
-              <w:t>3개 지점</w:t>
-            </w:r>
-          </w:p>
-        </w:tc>
-        <w:tc>
-          <w:tcPr>
-            <w:tcW w:type="dxa" w:w="4536"/>
-          </w:tcPr>
-          <w:p>
-            <w:r>
-              <w:rPr>
-                <w:sz w:val="18"/>
-                <w:shd w:val="clear" w:color="auto" w:fill="FFFF99"/>
-              </w:rPr>
-              <w:t>[ 1,000,000 ]원</w:t>
-            </w:r>
-          </w:p>
-        </w:tc>
-      </w:tr>
-      <w:tr>
-        <w:tc>
-          <w:tcPr>
-            <w:tcW w:type="dxa" w:w="4536"/>
-          </w:tcPr>
-          <w:p>
-            <w:r>
-              <w:rPr>
-                <w:sz w:val="18"/>
-              </w:rPr>
-              <w:t>2개 지점</w:t>
-            </w:r>
-          </w:p>
-        </w:tc>
-        <w:tc>
-          <w:tcPr>
-            <w:tcW w:type="dxa" w:w="4536"/>
-          </w:tcPr>
-          <w:p>
-            <w:r>
-              <w:rPr>
-                <w:sz w:val="18"/>
-                <w:shd w:val="clear" w:color="auto" w:fill="FFFF99"/>
-              </w:rPr>
-              <w:t>[ 1,100,000 ]원</w:t>
-            </w:r>
-          </w:p>
-        </w:tc>
-      </w:tr>
-      <w:tr>
-        <w:tc>
-          <w:tcPr>
-            <w:tcW w:type="dxa" w:w="4536"/>
-          </w:tcPr>
-          <w:p>
-            <w:r>
-              <w:rPr>
-                <w:sz w:val="18"/>
-              </w:rPr>
-              <w:t>1개 지점</w:t>
-            </w:r>
-          </w:p>
-        </w:tc>
-        <w:tc>
-          <w:tcPr>
-            <w:tcW w:type="dxa" w:w="4536"/>
-          </w:tcPr>
-          <w:p>
-            <w:r>
-              <w:rPr>
-                <w:sz w:val="18"/>
-                <w:shd w:val="clear" w:color="auto" w:fill="FFFF99"/>
-              </w:rPr>
-              <w:t>[ 1,200,000 ]원</w:t>
-            </w:r>
-          </w:p>
-        </w:tc>
-      </w:tr>
-    </w:tbl>
+    <w:p>
+      <w:r>
+        <w:rPr>
+          <w:sz w:val="20"/>
+        </w:rPr>
+        <w:t xml:space="preserve">   · 3개 지점: 지점당 월 </w:t>
+      </w:r>
+      <w:r>
+        <w:rPr>
+          <w:sz w:val="20"/>
+          <w:shd w:val="clear" w:color="auto" w:fill="FFFF99"/>
+        </w:rPr>
+        <w:t>[ 1,000,000 ]원</w:t>
+      </w:r>
+    </w:p>
+    <w:p>
+      <w:r>
+        <w:rPr>
+          <w:sz w:val="20"/>
+        </w:rPr>
+        <w:t xml:space="preserve">   · 2개 지점: 지점당 월 </w:t>
+      </w:r>
+      <w:r>
+        <w:rPr>
+          <w:sz w:val="20"/>
+          <w:shd w:val="clear" w:color="auto" w:fill="FFFF99"/>
+        </w:rPr>
+        <w:t>[ 1,100,000 ]원</w:t>
+      </w:r>
+    </w:p>
+    <w:p>
+      <w:r>
+        <w:rPr>
+          <w:sz w:val="20"/>
+        </w:rPr>
+        <w:t xml:space="preserve">   · 1개 지점: 지점당 월 </w:t>
+      </w:r>
+      <w:r>
+        <w:rPr>
+          <w:sz w:val="20"/>
+          <w:shd w:val="clear" w:color="auto" w:fill="FFFF99"/>
+        </w:rPr>
+        <w:t>[ 1,200,000 ]원</w:t>
+      </w:r>
+    </w:p>
     <w:p>
       <w:r>
         <w:rPr>
@@ -2170,169 +1340,47 @@
         <w:rPr>
           <w:sz w:val="20"/>
         </w:rPr>
-        <w:t>갑 (마케팅 제공업체)</w:t>
+        <w:t>■ 갑 (마케팅 제공업체)</w:t>
       </w:r>
     </w:p>
-    <w:tbl>
-      <w:tblPr>
-        <w:tblStyle w:val="TableGrid"/>
-        <w:tblW w:type="auto" w:w="0"/>
-        <w:jc w:val="center"/>
-        <w:tblLook w:firstColumn="1" w:firstRow="1" w:lastColumn="0" w:lastRow="0" w:noHBand="0" w:noVBand="1" w:val="04A0"/>
-      </w:tblPr>
-      <w:tblGrid>
-        <w:gridCol w:w="4536"/>
-        <w:gridCol w:w="4536"/>
-      </w:tblGrid>
-      <w:tr>
-        <w:tc>
-          <w:tcPr>
-            <w:tcW w:type="dxa" w:w="4536"/>
-          </w:tcPr>
-          <w:p>
-            <w:r>
-              <w:rPr>
-                <w:b/>
-                <w:sz w:val="18"/>
-              </w:rPr>
-              <w:t>항목</w:t>
-            </w:r>
-          </w:p>
-        </w:tc>
-        <w:tc>
-          <w:tcPr>
-            <w:tcW w:type="dxa" w:w="4536"/>
-          </w:tcPr>
-          <w:p>
-            <w:r>
-              <w:rPr>
-                <w:b/>
-                <w:sz w:val="18"/>
-              </w:rPr>
-              <w:t>내용</w:t>
-            </w:r>
-          </w:p>
-        </w:tc>
-      </w:tr>
-      <w:tr>
-        <w:tc>
-          <w:tcPr>
-            <w:tcW w:type="dxa" w:w="4536"/>
-          </w:tcPr>
-          <w:p>
-            <w:r>
-              <w:rPr>
-                <w:sz w:val="18"/>
-              </w:rPr>
-              <w:t>상호</w:t>
-            </w:r>
-          </w:p>
-        </w:tc>
-        <w:tc>
-          <w:tcPr>
-            <w:tcW w:type="dxa" w:w="4536"/>
-          </w:tcPr>
-          <w:p>
-            <w:r>
-              <w:rPr>
-                <w:sz w:val="18"/>
-              </w:rPr>
-              <w:t>온다마케팅</w:t>
-            </w:r>
-          </w:p>
-        </w:tc>
-      </w:tr>
-      <w:tr>
-        <w:tc>
-          <w:tcPr>
-            <w:tcW w:type="dxa" w:w="4536"/>
-          </w:tcPr>
-          <w:p>
-            <w:r>
-              <w:rPr>
-                <w:sz w:val="18"/>
-              </w:rPr>
-              <w:t>대표자</w:t>
-            </w:r>
-          </w:p>
-        </w:tc>
-        <w:tc>
-          <w:tcPr>
-            <w:tcW w:type="dxa" w:w="4536"/>
-          </w:tcPr>
-          <w:p>
-            <w:r>
-              <w:rPr>
-                <w:sz w:val="18"/>
-              </w:rPr>
-              <w:t>황승현</w:t>
-            </w:r>
-          </w:p>
-        </w:tc>
-      </w:tr>
-      <w:tr>
-        <w:tc>
-          <w:tcPr>
-            <w:tcW w:type="dxa" w:w="4536"/>
-          </w:tcPr>
-          <w:p>
-            <w:r>
-              <w:rPr>
-                <w:sz w:val="18"/>
-              </w:rPr>
-              <w:t>사업자등록번호</w:t>
-            </w:r>
-          </w:p>
-        </w:tc>
-        <w:tc>
-          <w:tcPr>
-            <w:tcW w:type="dxa" w:w="4536"/>
-          </w:tcPr>
-          <w:p>
-            <w:r>
-              <w:rPr>
-                <w:sz w:val="18"/>
-              </w:rPr>
-              <w:t>739-40-01011</w:t>
-            </w:r>
-          </w:p>
-        </w:tc>
-      </w:tr>
-      <w:tr>
-        <w:tc>
-          <w:tcPr>
-            <w:tcW w:type="dxa" w:w="4536"/>
-          </w:tcPr>
-          <w:p>
-            <w:r>
-              <w:rPr>
-                <w:sz w:val="18"/>
-              </w:rPr>
-              <w:t>주소</w:t>
-            </w:r>
-          </w:p>
-        </w:tc>
-        <w:tc>
-          <w:tcPr>
-            <w:tcW w:type="dxa" w:w="4536"/>
-          </w:tcPr>
-          <w:p>
-            <w:r>
-              <w:rPr>
-                <w:sz w:val="18"/>
-              </w:rPr>
-              <w:t>서울시 강남구 테헤란로 82길 15, 3층 304호</w:t>
-            </w:r>
-          </w:p>
-        </w:tc>
-      </w:tr>
-    </w:tbl>
     <w:p>
       <w:r>
         <w:rPr>
           <w:sz w:val="20"/>
         </w:rPr>
-        <w:t>서명/날인: ____________________</w:t>
+        <w:t xml:space="preserve">   상호: 온다마케팅</w:t>
+      </w:r>
+    </w:p>
+    <w:p>
+      <w:r>
+        <w:rPr>
+          <w:sz w:val="20"/>
+        </w:rPr>
+        <w:t xml:space="preserve">   대표자: 황승현</w:t>
+      </w:r>
+    </w:p>
+    <w:p>
+      <w:r>
+        <w:rPr>
+          <w:sz w:val="20"/>
+        </w:rPr>
+        <w:t xml:space="preserve">   사업자등록번호: 739-40-01011</w:t>
+      </w:r>
+    </w:p>
+    <w:p>
+      <w:r>
+        <w:rPr>
+          <w:sz w:val="20"/>
+        </w:rPr>
+        <w:t xml:space="preserve">   주소: 서울시 강남구 테헤란로 82길 15, 3층 304호</w:t>
+      </w:r>
+    </w:p>
+    <w:p>
+      <w:r>
+        <w:rPr>
+          <w:sz w:val="20"/>
+        </w:rPr>
+        <w:t xml:space="preserve">   서명/날인: ____________________</w:t>
       </w:r>
     </w:p>
     <w:p/>
@@ -2341,173 +1389,51 @@
         <w:rPr>
           <w:sz w:val="20"/>
         </w:rPr>
-        <w:t>을 (광고주)</w:t>
+        <w:t>■ 을 (광고주)</w:t>
       </w:r>
     </w:p>
-    <w:tbl>
-      <w:tblPr>
-        <w:tblStyle w:val="TableGrid"/>
-        <w:tblW w:type="auto" w:w="0"/>
-        <w:jc w:val="center"/>
-        <w:tblLook w:firstColumn="1" w:firstRow="1" w:lastColumn="0" w:lastRow="0" w:noHBand="0" w:noVBand="1" w:val="04A0"/>
-      </w:tblPr>
-      <w:tblGrid>
-        <w:gridCol w:w="4536"/>
-        <w:gridCol w:w="4536"/>
-      </w:tblGrid>
-      <w:tr>
-        <w:tc>
-          <w:tcPr>
-            <w:tcW w:type="dxa" w:w="4536"/>
-          </w:tcPr>
-          <w:p>
-            <w:r>
-              <w:rPr>
-                <w:b/>
-                <w:sz w:val="18"/>
-              </w:rPr>
-              <w:t>항목</w:t>
-            </w:r>
-          </w:p>
-        </w:tc>
-        <w:tc>
-          <w:tcPr>
-            <w:tcW w:type="dxa" w:w="4536"/>
-          </w:tcPr>
-          <w:p>
-            <w:r>
-              <w:rPr>
-                <w:b/>
-                <w:sz w:val="18"/>
-              </w:rPr>
-              <w:t>내용</w:t>
-            </w:r>
-          </w:p>
-        </w:tc>
-      </w:tr>
-      <w:tr>
-        <w:tc>
-          <w:tcPr>
-            <w:tcW w:type="dxa" w:w="4536"/>
-          </w:tcPr>
-          <w:p>
-            <w:r>
-              <w:rPr>
-                <w:sz w:val="18"/>
-              </w:rPr>
-              <w:t>상호</w:t>
-            </w:r>
-          </w:p>
-        </w:tc>
-        <w:tc>
-          <w:tcPr>
-            <w:tcW w:type="dxa" w:w="4536"/>
-          </w:tcPr>
-          <w:p>
-            <w:r>
-              <w:rPr>
-                <w:sz w:val="18"/>
-                <w:shd w:val="clear" w:color="auto" w:fill="FFFF99"/>
-              </w:rPr>
-              <w:t>[ 마드모아젤헤어 ]</w:t>
-            </w:r>
-          </w:p>
-        </w:tc>
-      </w:tr>
-      <w:tr>
-        <w:tc>
-          <w:tcPr>
-            <w:tcW w:type="dxa" w:w="4536"/>
-          </w:tcPr>
-          <w:p>
-            <w:r>
-              <w:rPr>
-                <w:sz w:val="18"/>
-              </w:rPr>
-              <w:t>대표자</w:t>
-            </w:r>
-          </w:p>
-        </w:tc>
-        <w:tc>
-          <w:tcPr>
-            <w:tcW w:type="dxa" w:w="4536"/>
-          </w:tcPr>
-          <w:p>
-            <w:r>
-              <w:rPr>
-                <w:sz w:val="18"/>
-                <w:shd w:val="clear" w:color="auto" w:fill="FFFF99"/>
-              </w:rPr>
-              <w:t>[ 홍길동 ]</w:t>
-            </w:r>
-          </w:p>
-        </w:tc>
-      </w:tr>
-      <w:tr>
-        <w:tc>
-          <w:tcPr>
-            <w:tcW w:type="dxa" w:w="4536"/>
-          </w:tcPr>
-          <w:p>
-            <w:r>
-              <w:rPr>
-                <w:sz w:val="18"/>
-              </w:rPr>
-              <w:t>사업자등록번호</w:t>
-            </w:r>
-          </w:p>
-        </w:tc>
-        <w:tc>
-          <w:tcPr>
-            <w:tcW w:type="dxa" w:w="4536"/>
-          </w:tcPr>
-          <w:p>
-            <w:r>
-              <w:rPr>
-                <w:sz w:val="18"/>
-                <w:shd w:val="clear" w:color="auto" w:fill="FFFF99"/>
-              </w:rPr>
-              <w:t>[ 000-00-00000 ]</w:t>
-            </w:r>
-          </w:p>
-        </w:tc>
-      </w:tr>
-      <w:tr>
-        <w:tc>
-          <w:tcPr>
-            <w:tcW w:type="dxa" w:w="4536"/>
-          </w:tcPr>
-          <w:p>
-            <w:r>
-              <w:rPr>
-                <w:sz w:val="18"/>
-              </w:rPr>
-              <w:t>주소</w:t>
-            </w:r>
-          </w:p>
-        </w:tc>
-        <w:tc>
-          <w:tcPr>
-            <w:tcW w:type="dxa" w:w="4536"/>
-          </w:tcPr>
-          <w:p>
-            <w:r>
-              <w:rPr>
-                <w:sz w:val="18"/>
-                <w:shd w:val="clear" w:color="auto" w:fill="FFFF99"/>
-              </w:rPr>
-              <w:t>[ 세종특별자치시 OO로 OO, O층 ]</w:t>
-            </w:r>
-          </w:p>
-        </w:tc>
-      </w:tr>
-    </w:tbl>
+    <w:p>
+      <w:r>
+        <w:rPr>
+          <w:sz w:val="20"/>
+          <w:shd w:val="clear" w:color="auto" w:fill="FFFF99"/>
+        </w:rPr>
+        <w:t xml:space="preserve">   상호: [ 마드모아젤헤어 ]</w:t>
+      </w:r>
+    </w:p>
+    <w:p>
+      <w:r>
+        <w:rPr>
+          <w:sz w:val="20"/>
+          <w:shd w:val="clear" w:color="auto" w:fill="FFFF99"/>
+        </w:rPr>
+        <w:t xml:space="preserve">   대표자: [ 홍길동 ]</w:t>
+      </w:r>
+    </w:p>
+    <w:p>
+      <w:r>
+        <w:rPr>
+          <w:sz w:val="20"/>
+          <w:shd w:val="clear" w:color="auto" w:fill="FFFF99"/>
+        </w:rPr>
+        <w:t xml:space="preserve">   사업자등록번호: [ 000-00-00000 ]</w:t>
+      </w:r>
+    </w:p>
+    <w:p>
+      <w:r>
+        <w:rPr>
+          <w:sz w:val="20"/>
+          <w:shd w:val="clear" w:color="auto" w:fill="FFFF99"/>
+        </w:rPr>
+        <w:t xml:space="preserve">   주소: [ 세종특별자치시 OO로 OO, O층 ]</w:t>
+      </w:r>
+    </w:p>
     <w:p>
       <w:r>
         <w:rPr>
           <w:sz w:val="20"/>
         </w:rPr>
-        <w:t>서명/날인: ____________________</w:t>
+        <w:t xml:space="preserve">   서명/날인: ____________________</w:t>
       </w:r>
     </w:p>
     <w:p/>

--- a/docs/contracts/온라인_마케팅_계약서_안전보장형_v6.docx
+++ b/docs/contracts/온라인_마케팅_계약서_안전보장형_v6.docx
@@ -37,7 +37,7 @@
       <w:r>
         <w:rPr>
           <w:sz w:val="20"/>
-          <w:shd w:val="clear" w:color="auto" w:fill="FFFF99"/>
+          <w:shd w:val="clear" w:color="auto" w:fill="FFFF00"/>
         </w:rPr>
         <w:t>[ 2026-03-27 ]</w:t>
       </w:r>
@@ -147,7 +147,7 @@
       <w:r>
         <w:rPr>
           <w:sz w:val="20"/>
-          <w:shd w:val="clear" w:color="auto" w:fill="FFFF99"/>
+          <w:shd w:val="clear" w:color="auto" w:fill="FFFF00"/>
         </w:rPr>
         <w:t xml:space="preserve">   상호: [ 마드모아젤헤어 ]</w:t>
       </w:r>
@@ -156,7 +156,7 @@
       <w:r>
         <w:rPr>
           <w:sz w:val="20"/>
-          <w:shd w:val="clear" w:color="auto" w:fill="FFFF99"/>
+          <w:shd w:val="clear" w:color="auto" w:fill="FFFF00"/>
         </w:rPr>
         <w:t xml:space="preserve">   대표자: [ 홍길동 ]</w:t>
       </w:r>
@@ -165,7 +165,7 @@
       <w:r>
         <w:rPr>
           <w:sz w:val="20"/>
-          <w:shd w:val="clear" w:color="auto" w:fill="FFFF99"/>
+          <w:shd w:val="clear" w:color="auto" w:fill="FFFF00"/>
         </w:rPr>
         <w:t xml:space="preserve">   사업자등록번호: [ 000-00-00000 ]</w:t>
       </w:r>
@@ -174,7 +174,7 @@
       <w:r>
         <w:rPr>
           <w:sz w:val="20"/>
-          <w:shd w:val="clear" w:color="auto" w:fill="FFFF99"/>
+          <w:shd w:val="clear" w:color="auto" w:fill="FFFF00"/>
         </w:rPr>
         <w:t xml:space="preserve">   주소: [ 세종특별자치시 OO로 OO, O층 ]</w:t>
       </w:r>
@@ -183,7 +183,7 @@
       <w:r>
         <w:rPr>
           <w:sz w:val="20"/>
-          <w:shd w:val="clear" w:color="auto" w:fill="FFFF99"/>
+          <w:shd w:val="clear" w:color="auto" w:fill="FFFF00"/>
         </w:rPr>
         <w:t xml:space="preserve">   연락처: [ 010-0000-0000 ]</w:t>
       </w:r>
@@ -192,7 +192,7 @@
       <w:r>
         <w:rPr>
           <w:sz w:val="20"/>
-          <w:shd w:val="clear" w:color="auto" w:fill="FFFF99"/>
+          <w:shd w:val="clear" w:color="auto" w:fill="FFFF00"/>
         </w:rPr>
         <w:t xml:space="preserve">   이메일: [ sample@email.com ]</w:t>
       </w:r>
@@ -306,7 +306,7 @@
       <w:r>
         <w:rPr>
           <w:sz w:val="20"/>
-          <w:shd w:val="clear" w:color="auto" w:fill="FFFF99"/>
+          <w:shd w:val="clear" w:color="auto" w:fill="FFFF00"/>
         </w:rPr>
         <w:t xml:space="preserve">   1. 지점명: [ 마드모아젤헤어 마크원애비뉴점 ] / 키워드: [ 세종 나성동 미용실 ] / 계약 시점 순위: [ 13위 ]</w:t>
       </w:r>
@@ -315,7 +315,7 @@
       <w:r>
         <w:rPr>
           <w:sz w:val="20"/>
-          <w:shd w:val="clear" w:color="auto" w:fill="FFFF99"/>
+          <w:shd w:val="clear" w:color="auto" w:fill="FFFF00"/>
         </w:rPr>
         <w:t xml:space="preserve">   2. 지점명: [ 마드모아젤헤어 나성1호점 ] / 키워드: [ 나성동미용실 ] / 계약 시점 순위: [ 15위 ]</w:t>
       </w:r>
@@ -324,7 +324,7 @@
       <w:r>
         <w:rPr>
           <w:sz w:val="20"/>
-          <w:shd w:val="clear" w:color="auto" w:fill="FFFF99"/>
+          <w:shd w:val="clear" w:color="auto" w:fill="FFFF00"/>
         </w:rPr>
         <w:t xml:space="preserve">   3. 지점명: [ 마드모아젤헤어 나성2호점 ] / 키워드: [ 세종미용실 ] / 계약 시점 순위: [ 20위 ]</w:t>
       </w:r>
@@ -333,7 +333,7 @@
       <w:r>
         <w:rPr>
           <w:sz w:val="20"/>
-          <w:shd w:val="clear" w:color="auto" w:fill="FFFF99"/>
+          <w:shd w:val="clear" w:color="auto" w:fill="FFFF00"/>
         </w:rPr>
         <w:t xml:space="preserve">   4. 지점명: [ 마드모아젤헤어 반곡점 ] / 키워드: [ 반곡동미용실 ] / 계약 시점 순위: [ 21위 ]</w:t>
       </w:r>
@@ -373,7 +373,7 @@
       <w:r>
         <w:rPr>
           <w:sz w:val="20"/>
-          <w:shd w:val="clear" w:color="auto" w:fill="FFFF99"/>
+          <w:shd w:val="clear" w:color="auto" w:fill="FFFF00"/>
         </w:rPr>
         <w:t>[ 2026-04-01 ]</w:t>
       </w:r>
@@ -386,7 +386,7 @@
       <w:r>
         <w:rPr>
           <w:sz w:val="20"/>
-          <w:shd w:val="clear" w:color="auto" w:fill="FFFF99"/>
+          <w:shd w:val="clear" w:color="auto" w:fill="FFFF00"/>
         </w:rPr>
         <w:t>[ 2026-04-30 ]</w:t>
       </w:r>
@@ -399,7 +399,7 @@
       <w:r>
         <w:rPr>
           <w:sz w:val="20"/>
-          <w:shd w:val="clear" w:color="auto" w:fill="FFFF99"/>
+          <w:shd w:val="clear" w:color="auto" w:fill="FFFF00"/>
         </w:rPr>
         <w:t>[ 1 ]개월</w:t>
       </w:r>
@@ -453,7 +453,7 @@
       <w:r>
         <w:rPr>
           <w:sz w:val="20"/>
-          <w:shd w:val="clear" w:color="auto" w:fill="FFFF99"/>
+          <w:shd w:val="clear" w:color="auto" w:fill="FFFF00"/>
         </w:rPr>
         <w:t>[ 900,000 ]원</w:t>
       </w:r>
@@ -466,7 +466,7 @@
       <w:r>
         <w:rPr>
           <w:sz w:val="20"/>
-          <w:shd w:val="clear" w:color="auto" w:fill="FFFF99"/>
+          <w:shd w:val="clear" w:color="auto" w:fill="FFFF00"/>
         </w:rPr>
         <w:t>[ 3,600,000 ]원</w:t>
       </w:r>
@@ -675,7 +675,7 @@
       <w:r>
         <w:rPr>
           <w:sz w:val="20"/>
-          <w:shd w:val="clear" w:color="auto" w:fill="FFFF99"/>
+          <w:shd w:val="clear" w:color="auto" w:fill="FFFF00"/>
         </w:rPr>
         <w:t>[ 1,000,000 ]원</w:t>
       </w:r>
@@ -690,7 +690,7 @@
       <w:r>
         <w:rPr>
           <w:sz w:val="20"/>
-          <w:shd w:val="clear" w:color="auto" w:fill="FFFF99"/>
+          <w:shd w:val="clear" w:color="auto" w:fill="FFFF00"/>
         </w:rPr>
         <w:t>[ 1,100,000 ]원</w:t>
       </w:r>
@@ -705,7 +705,7 @@
       <w:r>
         <w:rPr>
           <w:sz w:val="20"/>
-          <w:shd w:val="clear" w:color="auto" w:fill="FFFF99"/>
+          <w:shd w:val="clear" w:color="auto" w:fill="FFFF00"/>
         </w:rPr>
         <w:t>[ 1,200,000 ]원</w:t>
       </w:r>
@@ -1329,7 +1329,7 @@
         <w:rPr>
           <w:b/>
           <w:sz w:val="20"/>
-          <w:shd w:val="clear" w:color="auto" w:fill="FFFF99"/>
+          <w:shd w:val="clear" w:color="auto" w:fill="FFFF00"/>
         </w:rPr>
         <w:t>[ 2026년 03월 27일 ]</w:t>
       </w:r>
@@ -1380,7 +1380,41 @@
         <w:rPr>
           <w:sz w:val="20"/>
         </w:rPr>
-        <w:t xml:space="preserve">   서명/날인: ____________________</w:t>
+        <w:t xml:space="preserve">   서명/날인: </w:t>
+      </w:r>
+      <w:r>
+        <w:drawing>
+          <wp:inline xmlns:a="http://schemas.openxmlformats.org/drawingml/2006/main" xmlns:pic="http://schemas.openxmlformats.org/drawingml/2006/picture">
+            <wp:extent cx="900000" cy="900000"/>
+            <wp:docPr id="1" name="Picture 1"/>
+            <wp:cNvGraphicFramePr>
+              <a:graphicFrameLocks noChangeAspect="1"/>
+            </wp:cNvGraphicFramePr>
+            <a:graphic>
+              <a:graphicData uri="http://schemas.openxmlformats.org/drawingml/2006/picture">
+                <pic:pic>
+                  <pic:nvPicPr>
+                    <pic:cNvPr id="0" name="stamp.png"/>
+                    <pic:cNvPicPr/>
+                  </pic:nvPicPr>
+                  <pic:blipFill>
+                    <a:blip r:embed="rId9"/>
+                    <a:stretch>
+                      <a:fillRect/>
+                    </a:stretch>
+                  </pic:blipFill>
+                  <pic:spPr>
+                    <a:xfrm>
+                      <a:off x="0" y="0"/>
+                      <a:ext cx="900000" cy="900000"/>
+                    </a:xfrm>
+                    <a:prstGeom prst="rect"/>
+                  </pic:spPr>
+                </pic:pic>
+              </a:graphicData>
+            </a:graphic>
+          </wp:inline>
+        </w:drawing>
       </w:r>
     </w:p>
     <w:p/>
@@ -1396,7 +1430,7 @@
       <w:r>
         <w:rPr>
           <w:sz w:val="20"/>
-          <w:shd w:val="clear" w:color="auto" w:fill="FFFF99"/>
+          <w:shd w:val="clear" w:color="auto" w:fill="FFFF00"/>
         </w:rPr>
         <w:t xml:space="preserve">   상호: [ 마드모아젤헤어 ]</w:t>
       </w:r>
@@ -1405,7 +1439,7 @@
       <w:r>
         <w:rPr>
           <w:sz w:val="20"/>
-          <w:shd w:val="clear" w:color="auto" w:fill="FFFF99"/>
+          <w:shd w:val="clear" w:color="auto" w:fill="FFFF00"/>
         </w:rPr>
         <w:t xml:space="preserve">   대표자: [ 홍길동 ]</w:t>
       </w:r>
@@ -1414,7 +1448,7 @@
       <w:r>
         <w:rPr>
           <w:sz w:val="20"/>
-          <w:shd w:val="clear" w:color="auto" w:fill="FFFF99"/>
+          <w:shd w:val="clear" w:color="auto" w:fill="FFFF00"/>
         </w:rPr>
         <w:t xml:space="preserve">   사업자등록번호: [ 000-00-00000 ]</w:t>
       </w:r>
@@ -1423,7 +1457,7 @@
       <w:r>
         <w:rPr>
           <w:sz w:val="20"/>
-          <w:shd w:val="clear" w:color="auto" w:fill="FFFF99"/>
+          <w:shd w:val="clear" w:color="auto" w:fill="FFFF00"/>
         </w:rPr>
         <w:t xml:space="preserve">   주소: [ 세종특별자치시 OO로 OO, O층 ]</w:t>
       </w:r>
